--- a/offerttool/resources/Offerte_anchored.docx
+++ b/offerttool/resources/Offerte_anchored.docx
@@ -214,7 +214,7 @@
             <w:sdtPr>
               <w:alias w:val="OFF.KUNDE"/>
               <w:tag w:val="OFF.KUNDE"/>
-              <w:id w:val="95712313"/>
+              <w:id w:val="84062882"/>
             </w:sdtPr>
             <w:sdtContent>
               <w:p>
@@ -322,7 +322,7 @@
             <w:sdtPr>
               <w:alias w:val="OFF.ANBIETER"/>
               <w:tag w:val="OFF.ANBIETER"/>
-              <w:id w:val="64195675"/>
+              <w:id w:val="15146718"/>
             </w:sdtPr>
             <w:sdtContent>
               <w:p>
@@ -340,16 +340,16 @@
                   <w:t>8957 Spreitenbach</w:t>
                 </w:r>
               </w:p>
+              <w:p/>
             </w:sdtContent>
           </w:sdt>
           <w:sdt>
             <w:sdtPr>
               <w:alias w:val="OFF.KONTAKT"/>
               <w:tag w:val="OFF.KONTAKT"/>
-              <w:id w:val="26895434"/>
+              <w:id w:val="66070406"/>
             </w:sdtPr>
             <w:sdtContent>
-              <w:p/>
               <w:p>
                 <w:pPr>
                   <w:rPr>
@@ -518,7 +518,7 @@
             <w:sdtPr>
               <w:alias w:val="OFF.DATUM"/>
               <w:tag w:val="OFF.DATUM"/>
-              <w:id w:val="89161413"/>
+              <w:id w:val="99367369"/>
             </w:sdtPr>
             <w:sdtContent>
               <w:p>
@@ -578,7 +578,7 @@
             <w:sdtPr>
               <w:alias w:val="OFF.GUELTIG_BIS"/>
               <w:tag w:val="OFF.GUELTIG_BIS"/>
-              <w:id w:val="16898338"/>
+              <w:id w:val="93285003"/>
             </w:sdtPr>
             <w:sdtContent>
               <w:p>
@@ -1335,14 +1335,14 @@
       <w:sdtPr>
         <w:alias w:val="SEC.STANDORT"/>
         <w:tag w:val="SEC.STANDORT"/>
-        <w:id w:val="83658561"/>
+        <w:id w:val="88306057"/>
       </w:sdtPr>
       <w:sdtContent>
         <w:sdt>
           <w:sdtPr>
             <w:alias w:val="HEAD.STANDORT"/>
             <w:tag w:val="HEAD.STANDORT"/>
-            <w:id w:val="74213190"/>
+            <w:id w:val="37575631"/>
           </w:sdtPr>
           <w:sdtContent>
             <w:p>
@@ -1362,7 +1362,7 @@
           <w:sdtPr>
             <w:alias w:val="LINE.STANDORT_ADRESSE"/>
             <w:tag w:val="LINE.STANDORT_ADRESSE"/>
-            <w:id w:val="18016012"/>
+            <w:id w:val="56061058"/>
           </w:sdtPr>
           <w:sdtContent>
             <w:p>
@@ -1380,7 +1380,7 @@
           <w:sdtPr>
             <w:alias w:val="TBL.HARDWARE"/>
             <w:tag w:val="TBL.HARDWARE"/>
-            <w:id w:val="57500021"/>
+            <w:id w:val="81930413"/>
           </w:sdtPr>
           <w:sdtContent>
             <w:tbl>
@@ -1515,7 +1515,7 @@
           <w:sdtPr>
             <w:alias w:val="HEAD.DL"/>
             <w:tag w:val="HEAD.DL"/>
-            <w:id w:val="81842930"/>
+            <w:id w:val="29674582"/>
           </w:sdtPr>
           <w:sdtContent>
             <w:p>
@@ -1535,7 +1535,7 @@
           <w:sdtPr>
             <w:alias w:val="TBL.DIENSTLEISTUNG"/>
             <w:tag w:val="TBL.DIENSTLEISTUNG"/>
-            <w:id w:val="17704548"/>
+            <w:id w:val="94274285"/>
           </w:sdtPr>
           <w:sdtContent>
             <w:tbl>
@@ -1672,14 +1672,14 @@
       <w:sdtPr>
         <w:alias w:val="SEC.SERVICE"/>
         <w:tag w:val="SEC.SERVICE"/>
-        <w:id w:val="4997759"/>
+        <w:id w:val="82509367"/>
       </w:sdtPr>
       <w:sdtContent>
         <w:sdt>
           <w:sdtPr>
             <w:alias w:val="HEAD.SERVICE_STANDORT"/>
             <w:tag w:val="HEAD.SERVICE_STANDORT"/>
-            <w:id w:val="86489291"/>
+            <w:id w:val="84516215"/>
           </w:sdtPr>
           <w:sdtContent>
             <w:p>
@@ -1699,7 +1699,7 @@
           <w:sdtPr>
             <w:alias w:val="TBL.SERVICE"/>
             <w:tag w:val="TBL.SERVICE"/>
-            <w:id w:val="47517651"/>
+            <w:id w:val="53447432"/>
           </w:sdtPr>
           <w:sdtContent>
             <w:tbl>
@@ -1877,7 +1877,7 @@
       <w:sdtPr>
         <w:alias w:val="TBL.TOTAL"/>
         <w:tag w:val="TBL.TOTAL"/>
-        <w:id w:val="88108235"/>
+        <w:id w:val="3372377"/>
       </w:sdtPr>
       <w:sdtContent>
         <w:tbl>
@@ -1930,7 +1930,7 @@
       <w:sdtPr>
         <w:alias w:val="TBL.GESAMTTOTAL"/>
         <w:tag w:val="TBL.GESAMTTOTAL"/>
-        <w:id w:val="43497595"/>
+        <w:id w:val="87738620"/>
       </w:sdtPr>
       <w:sdtContent>
         <w:tbl>
@@ -1983,7 +1983,7 @@
       <w:sdtPr>
         <w:alias w:val="HEAD.VERTRAGSTEXT"/>
         <w:tag w:val="HEAD.VERTRAGSTEXT"/>
-        <w:id w:val="2254932"/>
+        <w:id w:val="43481039"/>
       </w:sdtPr>
       <w:sdtContent>
         <w:p>
@@ -2007,14 +2007,14 @@
       <w:sdtPr>
         <w:alias w:val="SW.VERTRAGSTEXT"/>
         <w:tag w:val="SW.VERTRAGSTEXT"/>
-        <w:id w:val="85092535"/>
+        <w:id w:val="3308514"/>
       </w:sdtPr>
       <w:sdtContent>
         <w:sdt>
           <w:sdtPr>
             <w:alias w:val="SW.VERTRAGSTEXT.KAUF"/>
             <w:tag w:val="SW.VERTRAGSTEXT.KAUF"/>
-            <w:id w:val="58901851"/>
+            <w:id w:val="66155257"/>
           </w:sdtPr>
           <w:sdtContent>
             <w:p>
@@ -2031,7 +2031,7 @@
           <w:sdtPr>
             <w:alias w:val="SW.VERTRAGSTEXT.MIETE"/>
             <w:tag w:val="SW.VERTRAGSTEXT.MIETE"/>
-            <w:id w:val="93334404"/>
+            <w:id w:val="19319638"/>
           </w:sdtPr>
           <w:sdtContent>
             <w:p>
@@ -2083,7 +2083,7 @@
           <w:sdtPr>
             <w:alias w:val="SW.VERTRAGSTEXT.LEASING"/>
             <w:tag w:val="SW.VERTRAGSTEXT.LEASING"/>
-            <w:id w:val="48197413"/>
+            <w:id w:val="7896051"/>
           </w:sdtPr>
           <w:sdtContent>
             <w:p>
@@ -2235,7 +2235,7 @@
       <w:sdtPr>
         <w:alias w:val="TBL.KONDITIONEN"/>
         <w:tag w:val="TBL.KONDITIONEN"/>
-        <w:id w:val="77941030"/>
+        <w:id w:val="48265303"/>
       </w:sdtPr>
       <w:sdtContent>
         <w:tbl>
@@ -2335,7 +2335,7 @@
                 <w:sdtPr>
                   <w:alias w:val="KOND.ABRECHNUNG"/>
                   <w:tag w:val="KOND.ABRECHNUNG"/>
-                  <w:id w:val="47268053"/>
+                  <w:id w:val="3709457"/>
                 </w:sdtPr>
                 <w:sdtContent>
                   <w:p>
@@ -2393,7 +2393,7 @@
                 <w:sdtPr>
                   <w:alias w:val="KOND.RECHNUNG"/>
                   <w:tag w:val="KOND.RECHNUNG"/>
-                  <w:id w:val="76509286"/>
+                  <w:id w:val="19855648"/>
                 </w:sdtPr>
                 <w:sdtContent>
                   <w:p>
@@ -2867,7 +2867,7 @@
       <w:sdtPr>
         <w:alias w:val="OFF.ORT_DATUM"/>
         <w:tag w:val="OFF.ORT_DATUM"/>
-        <w:id w:val="71820021"/>
+        <w:id w:val="23626811"/>
       </w:sdtPr>
       <w:sdtContent>
         <w:p>
@@ -3064,7 +3064,7 @@
       <w:sdtPr>
         <w:alias w:val="LINE.NACHWEIS"/>
         <w:tag w:val="LINE.NACHWEIS"/>
-        <w:id w:val="28573379"/>
+        <w:id w:val="24153771"/>
       </w:sdtPr>
       <w:sdtContent>
         <w:p>

--- a/offerttool/resources/Offerte_anchored.docx
+++ b/offerttool/resources/Offerte_anchored.docx
@@ -214,7 +214,7 @@
             <w:sdtPr>
               <w:alias w:val="OFF.KUNDE"/>
               <w:tag w:val="OFF.KUNDE"/>
-              <w:id w:val="84062882"/>
+              <w:id w:val="1926797"/>
             </w:sdtPr>
             <w:sdtContent>
               <w:p>
@@ -322,7 +322,7 @@
             <w:sdtPr>
               <w:alias w:val="OFF.ANBIETER"/>
               <w:tag w:val="OFF.ANBIETER"/>
-              <w:id w:val="15146718"/>
+              <w:id w:val="22997788"/>
             </w:sdtPr>
             <w:sdtContent>
               <w:p>
@@ -347,7 +347,7 @@
             <w:sdtPr>
               <w:alias w:val="OFF.KONTAKT"/>
               <w:tag w:val="OFF.KONTAKT"/>
-              <w:id w:val="66070406"/>
+              <w:id w:val="99959617"/>
             </w:sdtPr>
             <w:sdtContent>
               <w:p>
@@ -518,7 +518,7 @@
             <w:sdtPr>
               <w:alias w:val="OFF.DATUM"/>
               <w:tag w:val="OFF.DATUM"/>
-              <w:id w:val="99367369"/>
+              <w:id w:val="67422238"/>
             </w:sdtPr>
             <w:sdtContent>
               <w:p>
@@ -578,7 +578,7 @@
             <w:sdtPr>
               <w:alias w:val="OFF.GUELTIG_BIS"/>
               <w:tag w:val="OFF.GUELTIG_BIS"/>
-              <w:id w:val="93285003"/>
+              <w:id w:val="70080901"/>
             </w:sdtPr>
             <w:sdtContent>
               <w:p>
@@ -1335,14 +1335,14 @@
       <w:sdtPr>
         <w:alias w:val="SEC.STANDORT"/>
         <w:tag w:val="SEC.STANDORT"/>
-        <w:id w:val="88306057"/>
+        <w:id w:val="21636845"/>
       </w:sdtPr>
       <w:sdtContent>
         <w:sdt>
           <w:sdtPr>
             <w:alias w:val="HEAD.STANDORT"/>
             <w:tag w:val="HEAD.STANDORT"/>
-            <w:id w:val="37575631"/>
+            <w:id w:val="70417258"/>
           </w:sdtPr>
           <w:sdtContent>
             <w:p>
@@ -1362,7 +1362,7 @@
           <w:sdtPr>
             <w:alias w:val="LINE.STANDORT_ADRESSE"/>
             <w:tag w:val="LINE.STANDORT_ADRESSE"/>
-            <w:id w:val="56061058"/>
+            <w:id w:val="24410411"/>
           </w:sdtPr>
           <w:sdtContent>
             <w:p>
@@ -1380,7 +1380,7 @@
           <w:sdtPr>
             <w:alias w:val="TBL.HARDWARE"/>
             <w:tag w:val="TBL.HARDWARE"/>
-            <w:id w:val="81930413"/>
+            <w:id w:val="51421641"/>
           </w:sdtPr>
           <w:sdtContent>
             <w:tbl>
@@ -1515,7 +1515,7 @@
           <w:sdtPr>
             <w:alias w:val="HEAD.DL"/>
             <w:tag w:val="HEAD.DL"/>
-            <w:id w:val="29674582"/>
+            <w:id w:val="24351834"/>
           </w:sdtPr>
           <w:sdtContent>
             <w:p>
@@ -1535,7 +1535,7 @@
           <w:sdtPr>
             <w:alias w:val="TBL.DIENSTLEISTUNG"/>
             <w:tag w:val="TBL.DIENSTLEISTUNG"/>
-            <w:id w:val="94274285"/>
+            <w:id w:val="15183353"/>
           </w:sdtPr>
           <w:sdtContent>
             <w:tbl>
@@ -1672,14 +1672,14 @@
       <w:sdtPr>
         <w:alias w:val="SEC.SERVICE"/>
         <w:tag w:val="SEC.SERVICE"/>
-        <w:id w:val="82509367"/>
+        <w:id w:val="37505288"/>
       </w:sdtPr>
       <w:sdtContent>
         <w:sdt>
           <w:sdtPr>
             <w:alias w:val="HEAD.SERVICE_STANDORT"/>
             <w:tag w:val="HEAD.SERVICE_STANDORT"/>
-            <w:id w:val="84516215"/>
+            <w:id w:val="9537293"/>
           </w:sdtPr>
           <w:sdtContent>
             <w:p>
@@ -1699,7 +1699,7 @@
           <w:sdtPr>
             <w:alias w:val="TBL.SERVICE"/>
             <w:tag w:val="TBL.SERVICE"/>
-            <w:id w:val="53447432"/>
+            <w:id w:val="3371110"/>
           </w:sdtPr>
           <w:sdtContent>
             <w:tbl>
@@ -1877,7 +1877,7 @@
       <w:sdtPr>
         <w:alias w:val="TBL.TOTAL"/>
         <w:tag w:val="TBL.TOTAL"/>
-        <w:id w:val="3372377"/>
+        <w:id w:val="57935775"/>
       </w:sdtPr>
       <w:sdtContent>
         <w:tbl>
@@ -1930,7 +1930,7 @@
       <w:sdtPr>
         <w:alias w:val="TBL.GESAMTTOTAL"/>
         <w:tag w:val="TBL.GESAMTTOTAL"/>
-        <w:id w:val="87738620"/>
+        <w:id w:val="27861940"/>
       </w:sdtPr>
       <w:sdtContent>
         <w:tbl>
@@ -1983,7 +1983,7 @@
       <w:sdtPr>
         <w:alias w:val="HEAD.VERTRAGSTEXT"/>
         <w:tag w:val="HEAD.VERTRAGSTEXT"/>
-        <w:id w:val="43481039"/>
+        <w:id w:val="64715282"/>
       </w:sdtPr>
       <w:sdtContent>
         <w:p>
@@ -2007,14 +2007,14 @@
       <w:sdtPr>
         <w:alias w:val="SW.VERTRAGSTEXT"/>
         <w:tag w:val="SW.VERTRAGSTEXT"/>
-        <w:id w:val="3308514"/>
+        <w:id w:val="45358800"/>
       </w:sdtPr>
       <w:sdtContent>
         <w:sdt>
           <w:sdtPr>
             <w:alias w:val="SW.VERTRAGSTEXT.KAUF"/>
             <w:tag w:val="SW.VERTRAGSTEXT.KAUF"/>
-            <w:id w:val="66155257"/>
+            <w:id w:val="8769302"/>
           </w:sdtPr>
           <w:sdtContent>
             <w:p>
@@ -2031,7 +2031,7 @@
           <w:sdtPr>
             <w:alias w:val="SW.VERTRAGSTEXT.MIETE"/>
             <w:tag w:val="SW.VERTRAGSTEXT.MIETE"/>
-            <w:id w:val="19319638"/>
+            <w:id w:val="57918770"/>
           </w:sdtPr>
           <w:sdtContent>
             <w:p>
@@ -2083,7 +2083,7 @@
           <w:sdtPr>
             <w:alias w:val="SW.VERTRAGSTEXT.LEASING"/>
             <w:tag w:val="SW.VERTRAGSTEXT.LEASING"/>
-            <w:id w:val="7896051"/>
+            <w:id w:val="80777114"/>
           </w:sdtPr>
           <w:sdtContent>
             <w:p>
@@ -2131,6 +2131,23 @@
             </w:p>
           </w:sdtContent>
         </w:sdt>
+      </w:sdtContent>
+    </w:sdt>
+    <w:sdt>
+      <w:sdtPr>
+        <w:alias w:val="SEC.HARDWARE"/>
+        <w:tag w:val="SEC.HARDWARE"/>
+        <w:id w:val="90405438"/>
+      </w:sdtPr>
+      <w:sdtContent>
+        <w:p>
+          <w:pPr>
+            <w:pStyle w:val="Normal"/>
+            <w:numPr>
+              <w:numId w:val="28"/>
+            </w:numPr>
+          </w:pPr>
+        </w:p>
       </w:sdtContent>
     </w:sdt>
     <w:p>
@@ -2235,7 +2252,7 @@
       <w:sdtPr>
         <w:alias w:val="TBL.KONDITIONEN"/>
         <w:tag w:val="TBL.KONDITIONEN"/>
-        <w:id w:val="48265303"/>
+        <w:id w:val="75772266"/>
       </w:sdtPr>
       <w:sdtContent>
         <w:tbl>
@@ -2335,7 +2352,7 @@
                 <w:sdtPr>
                   <w:alias w:val="KOND.ABRECHNUNG"/>
                   <w:tag w:val="KOND.ABRECHNUNG"/>
-                  <w:id w:val="3709457"/>
+                  <w:id w:val="41401997"/>
                 </w:sdtPr>
                 <w:sdtContent>
                   <w:p>
@@ -2393,7 +2410,7 @@
                 <w:sdtPr>
                   <w:alias w:val="KOND.RECHNUNG"/>
                   <w:tag w:val="KOND.RECHNUNG"/>
-                  <w:id w:val="19855648"/>
+                  <w:id w:val="46693674"/>
                 </w:sdtPr>
                 <w:sdtContent>
                   <w:p>
@@ -2867,7 +2884,7 @@
       <w:sdtPr>
         <w:alias w:val="OFF.ORT_DATUM"/>
         <w:tag w:val="OFF.ORT_DATUM"/>
-        <w:id w:val="23626811"/>
+        <w:id w:val="3040774"/>
       </w:sdtPr>
       <w:sdtContent>
         <w:p>
@@ -3064,7 +3081,7 @@
       <w:sdtPr>
         <w:alias w:val="LINE.NACHWEIS"/>
         <w:tag w:val="LINE.NACHWEIS"/>
-        <w:id w:val="24153771"/>
+        <w:id w:val="72368567"/>
       </w:sdtPr>
       <w:sdtContent>
         <w:p>
